--- a/fichas/lengua/ficha_lengua_sintagmas_6.docx
+++ b/fichas/lengua/ficha_lengua_sintagmas_6.docx
@@ -713,6 +713,267 @@
     </w:p>
     <w:p>
       <w:pPr>
+        <w:spacing w:after="40"/>
+      </w:pPr>
+    </w:p>
+    <w:tbl>
+      <w:tblPr>
+        <w:tblW w:type="auto" w:w="0"/>
+        <w:jc w:val="left"/>
+        <w:tblLayout w:type="fixed"/>
+        <w:tblLook w:firstColumn="1" w:firstRow="1" w:lastColumn="0" w:lastRow="0" w:noHBand="0" w:noVBand="1" w:val="04A0"/>
+        <w:tblLayout w:type="fixed"/>
+        <w:tblW w:w="10034" w:type="dxa"/>
+        <w:tblInd w:w="0" w:type="dxa"/>
+      </w:tblPr>
+      <w:tblGrid>
+        <w:gridCol w:w="10092"/>
+      </w:tblGrid>
+      <w:tr>
+        <w:tc>
+          <w:tcPr>
+            <w:tcW w:type="dxa" w:w="10035"/>
+            <w:shd w:val="clear" w:color="auto" w:fill="595959"/>
+            <w:tcBorders>
+              <w:top w:val="single" w:sz="4" w:space="0" w:color="595959"/>
+              <w:left w:val="single" w:sz="4" w:space="0" w:color="595959"/>
+              <w:bottom w:val="single" w:sz="4" w:space="0" w:color="595959"/>
+              <w:right w:val="single" w:sz="4" w:space="0" w:color="595959"/>
+            </w:tcBorders>
+          </w:tcPr>
+          <w:p>
+            <w:pPr>
+              <w:spacing w:before="60" w:after="60"/>
+            </w:pPr>
+            <w:r>
+              <w:rPr>
+                <w:b/>
+                <w:color w:val="FFFFFF"/>
+                <w:sz w:val="25"/>
+              </w:rPr>
+              <w:t>4. VERDADERO O FALSO — Repasa lo aprendido</w:t>
+            </w:r>
+          </w:p>
+        </w:tc>
+      </w:tr>
+    </w:tbl>
+    <w:p>
+      <w:pPr>
+        <w:spacing w:after="40"/>
+      </w:pPr>
+    </w:p>
+    <w:p>
+      <w:pPr>
+        <w:spacing w:after="80"/>
+      </w:pPr>
+      <w:r>
+        <w:rPr>
+          <w:i/>
+          <w:sz w:val="22"/>
+        </w:rPr>
+        <w:t>Indica si cada afirmación es verdadera (V) o falsa (F).</w:t>
+      </w:r>
+    </w:p>
+    <w:p>
+      <w:pPr>
+        <w:spacing w:after="160"/>
+      </w:pPr>
+      <w:r>
+        <w:rPr>
+          <w:sz w:val="22"/>
+        </w:rPr>
+        <w:t xml:space="preserve">1. Un sintagma es un grupo de palabras organizado en torno a un núcleo. → ______________________</w:t>
+      </w:r>
+    </w:p>
+    <w:p>
+      <w:pPr>
+        <w:spacing w:after="160"/>
+      </w:pPr>
+      <w:r>
+        <w:rPr>
+          <w:sz w:val="22"/>
+        </w:rPr>
+        <w:t xml:space="preserve">2. El sintagma nominal tiene siempre un adjetivo como núcleo. → ______________________</w:t>
+      </w:r>
+    </w:p>
+    <w:p>
+      <w:pPr>
+        <w:spacing w:after="160"/>
+      </w:pPr>
+      <w:r>
+        <w:rPr>
+          <w:sz w:val="22"/>
+        </w:rPr>
+        <w:t xml:space="preserve">3. El sintagma adjetival tiene un adjetivo como núcleo. → ______________________</w:t>
+      </w:r>
+    </w:p>
+    <w:p>
+      <w:pPr>
+        <w:spacing w:after="160"/>
+      </w:pPr>
+      <w:r>
+        <w:rPr>
+          <w:sz w:val="22"/>
+        </w:rPr>
+        <w:t xml:space="preserve">4. El sintagma adverbial tiene un núcleo adverbio. → ______________________</w:t>
+      </w:r>
+    </w:p>
+    <w:p>
+      <w:pPr>
+        <w:spacing w:after="160"/>
+      </w:pPr>
+      <w:r>
+        <w:rPr>
+          <w:sz w:val="22"/>
+        </w:rPr>
+        <w:t xml:space="preserve">5. El sintagma preposicional se forma sin ninguna preposición. → ______________________</w:t>
+      </w:r>
+    </w:p>
+    <w:p>
+      <w:pPr>
+        <w:spacing w:after="160"/>
+      </w:pPr>
+      <w:r>
+        <w:rPr>
+          <w:sz w:val="22"/>
+        </w:rPr>
+        <w:t xml:space="preserve">6. "El perro grande" es un ejemplo de sintagma nominal. → ______________________</w:t>
+      </w:r>
+    </w:p>
+    <w:p>
+      <w:pPr>
+        <w:spacing w:after="160"/>
+      </w:pPr>
+      <w:r>
+        <w:rPr>
+          <w:sz w:val="22"/>
+        </w:rPr>
+        <w:t xml:space="preserve">7. El sintagma preposicional se forma con preposición + sintagma nominal. → ______________________</w:t>
+      </w:r>
+    </w:p>
+    <w:p>
+      <w:pPr>
+        <w:spacing w:after="160"/>
+      </w:pPr>
+      <w:r>
+        <w:rPr>
+          <w:sz w:val="22"/>
+        </w:rPr>
+        <w:t xml:space="preserve">8. Todos los sintagmas tienen exactamente el mismo tipo de núcleo. → ______________________</w:t>
+      </w:r>
+    </w:p>
+    <w:p>
+      <w:pPr>
+        <w:spacing w:after="160"/>
+      </w:pPr>
+      <w:r>
+        <w:rPr>
+          <w:sz w:val="22"/>
+        </w:rPr>
+        <w:t xml:space="preserve">9. El núcleo de un sintagma nominal suele ser un sustantivo o un pronombre. → ______________________</w:t>
+      </w:r>
+    </w:p>
+    <w:p>
+      <w:pPr>
+        <w:spacing w:after="160"/>
+      </w:pPr>
+      <w:r>
+        <w:rPr>
+          <w:sz w:val="22"/>
+        </w:rPr>
+        <w:t xml:space="preserve">10. Un sintagma puede tener complementos además del núcleo. → ______________________</w:t>
+      </w:r>
+    </w:p>
+    <w:p>
+      <w:pPr>
+        <w:spacing w:after="160"/>
+      </w:pPr>
+      <w:r>
+        <w:rPr>
+          <w:sz w:val="22"/>
+        </w:rPr>
+        <w:t xml:space="preserve">11. "Muy contento" es un ejemplo de sintagma adjetival. → ______________________</w:t>
+      </w:r>
+    </w:p>
+    <w:p>
+      <w:pPr>
+        <w:spacing w:after="160"/>
+      </w:pPr>
+      <w:r>
+        <w:rPr>
+          <w:sz w:val="22"/>
+        </w:rPr>
+        <w:t xml:space="preserve">12. "Con mucho cuidado" es un ejemplo de sintagma preposicional. → ______________________</w:t>
+      </w:r>
+    </w:p>
+    <w:p>
+      <w:pPr>
+        <w:spacing w:after="160"/>
+      </w:pPr>
+      <w:r>
+        <w:rPr>
+          <w:sz w:val="22"/>
+        </w:rPr>
+        <w:t xml:space="preserve">13. Un sintagma nunca puede estar formado por una sola palabra. → ______________________</w:t>
+      </w:r>
+    </w:p>
+    <w:p>
+      <w:pPr>
+        <w:spacing w:after="160"/>
+      </w:pPr>
+      <w:r>
+        <w:rPr>
+          <w:sz w:val="22"/>
+        </w:rPr>
+        <w:t xml:space="preserve">14. "Rápidamente" puede funcionar como sintagma adverbial él solo. → ______________________</w:t>
+      </w:r>
+    </w:p>
+    <w:p>
+      <w:pPr>
+        <w:spacing w:after="160"/>
+      </w:pPr>
+      <w:r>
+        <w:rPr>
+          <w:sz w:val="22"/>
+        </w:rPr>
+        <w:t xml:space="preserve">15. Identificar el núcleo ayuda a saber de qué tipo es un sintagma. → ______________________</w:t>
+      </w:r>
+    </w:p>
+    <w:p>
+      <w:pPr>
+        <w:spacing w:after="160"/>
+      </w:pPr>
+      <w:r>
+        <w:rPr>
+          <w:sz w:val="22"/>
+        </w:rPr>
+        <w:t xml:space="preserve">16. Reconocer los sintagmas ayuda a analizar mejor una oración. → ______________________</w:t>
+      </w:r>
+    </w:p>
+    <w:p>
+      <w:pPr>
+        <w:spacing w:after="160"/>
+      </w:pPr>
+      <w:r>
+        <w:rPr>
+          <w:sz w:val="22"/>
+        </w:rPr>
+        <w:t xml:space="preserve">17. "Detrás del árbol" es un sintagma preposicional. → ______________________</w:t>
+      </w:r>
+    </w:p>
+    <w:p>
+      <w:pPr>
+        <w:spacing w:after="160"/>
+      </w:pPr>
+      <w:r>
+        <w:rPr>
+          <w:sz w:val="22"/>
+        </w:rPr>
+        <w:t xml:space="preserve">18. El sintagma adjetival puede llevar complementos que refuercen al adjetivo. → ______________________</w:t>
+      </w:r>
+    </w:p>
+    <w:p>
+      <w:pPr>
         <w:spacing w:before="200"/>
         <w:jc w:val="center"/>
       </w:pPr>
